--- a/week9/day5/ExcerciseXP/MiniProject/Mini project.docx
+++ b/week9/day5/ExcerciseXP/MiniProject/Mini project.docx
@@ -720,35 +720,7 @@
         <w:rPr>
           <w:rFonts w:asciiTheme="majorBidi" w:hAnsiTheme="majorBidi" w:cstheme="majorBidi"/>
         </w:rPr>
-        <w:t xml:space="preserve">esearch agents, and GUI agents. Datasets and benchmarks mentioned include GAIA, SWE-Bench, </w:t>
-      </w:r>
-      <w:proofErr w:type="spellStart"/>
-      <w:r>
-        <w:rPr>
-          <w:rFonts w:asciiTheme="majorBidi" w:hAnsiTheme="majorBidi" w:cstheme="majorBidi"/>
-        </w:rPr>
-        <w:t>AndroidWorld</w:t>
-      </w:r>
-      <w:proofErr w:type="spellEnd"/>
-      <w:r>
-        <w:rPr>
-          <w:rFonts w:asciiTheme="majorBidi" w:hAnsiTheme="majorBidi" w:cstheme="majorBidi"/>
-        </w:rPr>
-        <w:t xml:space="preserve">, </w:t>
-      </w:r>
-      <w:proofErr w:type="spellStart"/>
-      <w:r>
-        <w:rPr>
-          <w:rFonts w:asciiTheme="majorBidi" w:hAnsiTheme="majorBidi" w:cstheme="majorBidi"/>
-        </w:rPr>
-        <w:t>BrowseComp</w:t>
-      </w:r>
-      <w:proofErr w:type="spellEnd"/>
-      <w:r>
-        <w:rPr>
-          <w:rFonts w:asciiTheme="majorBidi" w:hAnsiTheme="majorBidi" w:cstheme="majorBidi"/>
-        </w:rPr>
-        <w:t xml:space="preserve">, MCP-Universe, and </w:t>
+        <w:t xml:space="preserve">esearch agents, and GUI agents. Datasets and benchmarks mentioned include GAIA, SWE-Bench, AndroidWorld, BrowseComp, MCP-Universe, and </w:t>
       </w:r>
       <w:proofErr w:type="spellStart"/>
       <w:r>
@@ -857,63 +829,21 @@
         <w:rPr>
           <w:rFonts w:asciiTheme="majorBidi" w:hAnsiTheme="majorBidi" w:cstheme="majorBidi"/>
         </w:rPr>
-        <w:t xml:space="preserve">, retrieval augmentation, tool calling, robot action models, and multi-agent simulations. Architecturally, it treats the LLM as a core language policy that can be extended with search, memory, retrieval, tools, APIs, and interaction environments. The reviewed datasets and benchmarks include GSM8K for math reasoning, </w:t>
+        <w:t xml:space="preserve">, retrieval augmentation, tool calling, robot action models, and multi-agent simulations. Architecturally, it treats the LLM as a core language policy that can be extended with search, memory, retrieval, tools, APIs, and interaction environments. The reviewed datasets and benchmarks include GSM8K for math reasoning, ToolBench and </w:t>
       </w:r>
       <w:proofErr w:type="spellStart"/>
       <w:r>
         <w:rPr>
           <w:rFonts w:asciiTheme="majorBidi" w:hAnsiTheme="majorBidi" w:cstheme="majorBidi"/>
         </w:rPr>
-        <w:t>ToolBench</w:t>
+        <w:t>APIBench</w:t>
       </w:r>
       <w:proofErr w:type="spellEnd"/>
       <w:r>
         <w:rPr>
           <w:rFonts w:asciiTheme="majorBidi" w:hAnsiTheme="majorBidi" w:cstheme="majorBidi"/>
         </w:rPr>
-        <w:t xml:space="preserve"> and </w:t>
-      </w:r>
-      <w:proofErr w:type="spellStart"/>
-      <w:r>
-        <w:rPr>
-          <w:rFonts w:asciiTheme="majorBidi" w:hAnsiTheme="majorBidi" w:cstheme="majorBidi"/>
-        </w:rPr>
-        <w:t>APIBench</w:t>
-      </w:r>
-      <w:proofErr w:type="spellEnd"/>
-      <w:r>
-        <w:rPr>
-          <w:rFonts w:asciiTheme="majorBidi" w:hAnsiTheme="majorBidi" w:cstheme="majorBidi"/>
-        </w:rPr>
-        <w:t xml:space="preserve"> for tool use, </w:t>
-      </w:r>
-      <w:proofErr w:type="spellStart"/>
-      <w:r>
-        <w:rPr>
-          <w:rFonts w:asciiTheme="majorBidi" w:hAnsiTheme="majorBidi" w:cstheme="majorBidi"/>
-        </w:rPr>
-        <w:t>WebArena</w:t>
-      </w:r>
-      <w:proofErr w:type="spellEnd"/>
-      <w:r>
-        <w:rPr>
-          <w:rFonts w:asciiTheme="majorBidi" w:hAnsiTheme="majorBidi" w:cstheme="majorBidi"/>
-        </w:rPr>
-        <w:t xml:space="preserve"> and </w:t>
-      </w:r>
-      <w:proofErr w:type="spellStart"/>
-      <w:r>
-        <w:rPr>
-          <w:rFonts w:asciiTheme="majorBidi" w:hAnsiTheme="majorBidi" w:cstheme="majorBidi"/>
-        </w:rPr>
-        <w:t>AgentBoard</w:t>
-      </w:r>
-      <w:proofErr w:type="spellEnd"/>
-      <w:r>
-        <w:rPr>
-          <w:rFonts w:asciiTheme="majorBidi" w:hAnsiTheme="majorBidi" w:cstheme="majorBidi"/>
-        </w:rPr>
-        <w:t xml:space="preserve"> for web and tool-based agents, and social/game benchmarks for multi-agent behavior. Evaluation metrics vary by domain: answer accuracy, benchmark task success, tool-call correctness, code execution success, retrieval quality, and social interaction outcomes. The main result is a research agenda emphasizing that reasoning, acting, and interacting reinforce each other: retrieval supports tool use, reflection improves collaboration, and interaction can generate new training data.</w:t>
+        <w:t xml:space="preserve"> for tool use, WebArena and AgentBoard for web and tool-based agents, and social/game benchmarks for multi-agent behavior. Evaluation metrics vary by domain: answer accuracy, benchmark task success, tool-call correctness, code execution success, retrieval quality, and social interaction outcomes. The main result is a research agenda emphasizing that reasoning, acting, and interacting reinforce each other: retrieval supports tool use, reflection improves collaboration, and interaction can generate new training data.</w:t>
       </w:r>
     </w:p>
     <w:p>
@@ -963,105 +893,21 @@
         <w:rPr>
           <w:rFonts w:asciiTheme="majorBidi" w:hAnsiTheme="majorBidi" w:cstheme="majorBidi"/>
         </w:rPr>
-        <w:t xml:space="preserve">The proposed framework has three dimensions: internal intelligence, external tool invocation, and environment interaction. Internal intelligence includes reasoning, reflection, and memory. Tool invocation includes search, code execution, and visual processing. Environment interaction includes virtual interfaces, GUI agents, robots, navigation, healthcare, autonomous driving, and recommender systems. Architectures discussed include dense MLLMs and mixture-of-experts MLLMs, with a trend toward </w:t>
+        <w:t xml:space="preserve">The proposed framework has three dimensions: internal intelligence, external tool invocation, and environment interaction. Internal intelligence includes reasoning, reflection, and memory. Tool invocation includes search, code execution, and visual processing. Environment interaction includes virtual interfaces, GUI agents, robots, navigation, healthcare, autonomous driving, and recommender systems. Architectures discussed include dense MLLMs and mixture-of-experts MLLMs, with a trend toward MoE models because they can support adaptive reasoning and tool use more efficiently. Training strategies include continual pretraining, supervised fine-tuning on agentic trajectories, and RL methods such as PPO and GRPO. Datasets and benchmarks reviewed include MMMU-Pro, OlympiadBench, </w:t>
       </w:r>
       <w:proofErr w:type="spellStart"/>
       <w:r>
         <w:rPr>
           <w:rFonts w:asciiTheme="majorBidi" w:hAnsiTheme="majorBidi" w:cstheme="majorBidi"/>
         </w:rPr>
-        <w:t>MoE</w:t>
+        <w:t>MMLongBench</w:t>
       </w:r>
       <w:proofErr w:type="spellEnd"/>
       <w:r>
         <w:rPr>
           <w:rFonts w:asciiTheme="majorBidi" w:hAnsiTheme="majorBidi" w:cstheme="majorBidi"/>
         </w:rPr>
-        <w:t xml:space="preserve"> models because they can support adaptive reasoning and tool use more efficiently. Training strategies include continual pretraining, supervised fine-tuning on agentic trajectories, and RL methods such as PPO and GRPO. Datasets and benchmarks reviewed include MMMU-Pro, </w:t>
-      </w:r>
-      <w:proofErr w:type="spellStart"/>
-      <w:r>
-        <w:rPr>
-          <w:rFonts w:asciiTheme="majorBidi" w:hAnsiTheme="majorBidi" w:cstheme="majorBidi"/>
-        </w:rPr>
-        <w:t>OlympiadBench</w:t>
-      </w:r>
-      <w:proofErr w:type="spellEnd"/>
-      <w:r>
-        <w:rPr>
-          <w:rFonts w:asciiTheme="majorBidi" w:hAnsiTheme="majorBidi" w:cstheme="majorBidi"/>
-        </w:rPr>
-        <w:t xml:space="preserve">, </w:t>
-      </w:r>
-      <w:proofErr w:type="spellStart"/>
-      <w:r>
-        <w:rPr>
-          <w:rFonts w:asciiTheme="majorBidi" w:hAnsiTheme="majorBidi" w:cstheme="majorBidi"/>
-        </w:rPr>
-        <w:t>MMLongBench</w:t>
-      </w:r>
-      <w:proofErr w:type="spellEnd"/>
-      <w:r>
-        <w:rPr>
-          <w:rFonts w:asciiTheme="majorBidi" w:hAnsiTheme="majorBidi" w:cstheme="majorBidi"/>
-        </w:rPr>
-        <w:t xml:space="preserve">-Doc, </w:t>
-      </w:r>
-      <w:proofErr w:type="spellStart"/>
-      <w:r>
-        <w:rPr>
-          <w:rFonts w:asciiTheme="majorBidi" w:hAnsiTheme="majorBidi" w:cstheme="majorBidi"/>
-        </w:rPr>
-        <w:t>MMSearch</w:t>
-      </w:r>
-      <w:proofErr w:type="spellEnd"/>
-      <w:r>
-        <w:rPr>
-          <w:rFonts w:asciiTheme="majorBidi" w:hAnsiTheme="majorBidi" w:cstheme="majorBidi"/>
-        </w:rPr>
-        <w:t xml:space="preserve">-Plus, </w:t>
-      </w:r>
-      <w:proofErr w:type="spellStart"/>
-      <w:r>
-        <w:rPr>
-          <w:rFonts w:asciiTheme="majorBidi" w:hAnsiTheme="majorBidi" w:cstheme="majorBidi"/>
-        </w:rPr>
-        <w:t>WebMMMU</w:t>
-      </w:r>
-      <w:proofErr w:type="spellEnd"/>
-      <w:r>
-        <w:rPr>
-          <w:rFonts w:asciiTheme="majorBidi" w:hAnsiTheme="majorBidi" w:cstheme="majorBidi"/>
-        </w:rPr>
-        <w:t xml:space="preserve">, </w:t>
-      </w:r>
-      <w:proofErr w:type="spellStart"/>
-      <w:r>
-        <w:rPr>
-          <w:rFonts w:asciiTheme="majorBidi" w:hAnsiTheme="majorBidi" w:cstheme="majorBidi"/>
-        </w:rPr>
-        <w:t>ScreenSpot</w:t>
-      </w:r>
-      <w:proofErr w:type="spellEnd"/>
-      <w:r>
-        <w:rPr>
-          <w:rFonts w:asciiTheme="majorBidi" w:hAnsiTheme="majorBidi" w:cstheme="majorBidi"/>
-        </w:rPr>
-        <w:t xml:space="preserve">, </w:t>
-      </w:r>
-      <w:proofErr w:type="spellStart"/>
-      <w:r>
-        <w:rPr>
-          <w:rFonts w:asciiTheme="majorBidi" w:hAnsiTheme="majorBidi" w:cstheme="majorBidi"/>
-        </w:rPr>
-        <w:t>OSWorld</w:t>
-      </w:r>
-      <w:proofErr w:type="spellEnd"/>
-      <w:r>
-        <w:rPr>
-          <w:rFonts w:asciiTheme="majorBidi" w:hAnsiTheme="majorBidi" w:cstheme="majorBidi"/>
-        </w:rPr>
-        <w:t xml:space="preserve">, </w:t>
+        <w:t xml:space="preserve">-Doc, MMSearch-Plus, WebMMMU, ScreenSpot, OSWorld, </w:t>
       </w:r>
       <w:proofErr w:type="spellStart"/>
       <w:r>
@@ -1471,23 +1317,7 @@
                 <w:rFonts w:asciiTheme="majorBidi" w:eastAsia="Arial" w:hAnsiTheme="majorBidi" w:cstheme="majorBidi"/>
                 <w:sz w:val="14"/>
               </w:rPr>
-              <w:t xml:space="preserve">Dense and </w:t>
-            </w:r>
-            <w:proofErr w:type="spellStart"/>
-            <w:r>
-              <w:rPr>
-                <w:rFonts w:asciiTheme="majorBidi" w:eastAsia="Arial" w:hAnsiTheme="majorBidi" w:cstheme="majorBidi"/>
-                <w:sz w:val="14"/>
-              </w:rPr>
-              <w:t>MoE</w:t>
-            </w:r>
-            <w:proofErr w:type="spellEnd"/>
-            <w:r>
-              <w:rPr>
-                <w:rFonts w:asciiTheme="majorBidi" w:eastAsia="Arial" w:hAnsiTheme="majorBidi" w:cstheme="majorBidi"/>
-                <w:sz w:val="14"/>
-              </w:rPr>
-              <w:t xml:space="preserve"> multimodal models with agentic action spaces</w:t>
+              <w:t>Dense and MoE multimodal models with agentic action spaces</w:t>
             </w:r>
           </w:p>
         </w:tc>
@@ -1617,39 +1447,7 @@
                 <w:rFonts w:asciiTheme="majorBidi" w:eastAsia="Arial" w:hAnsiTheme="majorBidi" w:cstheme="majorBidi"/>
                 <w:sz w:val="14"/>
               </w:rPr>
-              <w:t xml:space="preserve">GAIA, SWE-Bench, </w:t>
-            </w:r>
-            <w:proofErr w:type="spellStart"/>
-            <w:r>
-              <w:rPr>
-                <w:rFonts w:asciiTheme="majorBidi" w:eastAsia="Arial" w:hAnsiTheme="majorBidi" w:cstheme="majorBidi"/>
-                <w:sz w:val="14"/>
-              </w:rPr>
-              <w:t>AndroidWorld</w:t>
-            </w:r>
-            <w:proofErr w:type="spellEnd"/>
-            <w:r>
-              <w:rPr>
-                <w:rFonts w:asciiTheme="majorBidi" w:eastAsia="Arial" w:hAnsiTheme="majorBidi" w:cstheme="majorBidi"/>
-                <w:sz w:val="14"/>
-              </w:rPr>
-              <w:t xml:space="preserve">, </w:t>
-            </w:r>
-            <w:proofErr w:type="spellStart"/>
-            <w:r>
-              <w:rPr>
-                <w:rFonts w:asciiTheme="majorBidi" w:eastAsia="Arial" w:hAnsiTheme="majorBidi" w:cstheme="majorBidi"/>
-                <w:sz w:val="14"/>
-              </w:rPr>
-              <w:t>BrowseComp</w:t>
-            </w:r>
-            <w:proofErr w:type="spellEnd"/>
-            <w:r>
-              <w:rPr>
-                <w:rFonts w:asciiTheme="majorBidi" w:eastAsia="Arial" w:hAnsiTheme="majorBidi" w:cstheme="majorBidi"/>
-                <w:sz w:val="14"/>
-              </w:rPr>
-              <w:t>, MCP-Universe</w:t>
+              <w:t>GAIA, SWE-Bench, AndroidWorld, BrowseComp, MCP-Universe</w:t>
             </w:r>
           </w:p>
         </w:tc>
@@ -1669,55 +1467,7 @@
                 <w:rFonts w:asciiTheme="majorBidi" w:eastAsia="Arial" w:hAnsiTheme="majorBidi" w:cstheme="majorBidi"/>
                 <w:sz w:val="14"/>
               </w:rPr>
-              <w:t xml:space="preserve">GSM8K, </w:t>
-            </w:r>
-            <w:proofErr w:type="spellStart"/>
-            <w:r>
-              <w:rPr>
-                <w:rFonts w:asciiTheme="majorBidi" w:eastAsia="Arial" w:hAnsiTheme="majorBidi" w:cstheme="majorBidi"/>
-                <w:sz w:val="14"/>
-              </w:rPr>
-              <w:t>ToolBench</w:t>
-            </w:r>
-            <w:proofErr w:type="spellEnd"/>
-            <w:r>
-              <w:rPr>
-                <w:rFonts w:asciiTheme="majorBidi" w:eastAsia="Arial" w:hAnsiTheme="majorBidi" w:cstheme="majorBidi"/>
-                <w:sz w:val="14"/>
-              </w:rPr>
-              <w:t xml:space="preserve">, </w:t>
-            </w:r>
-            <w:proofErr w:type="spellStart"/>
-            <w:r>
-              <w:rPr>
-                <w:rFonts w:asciiTheme="majorBidi" w:eastAsia="Arial" w:hAnsiTheme="majorBidi" w:cstheme="majorBidi"/>
-                <w:sz w:val="14"/>
-              </w:rPr>
-              <w:t>WebArena</w:t>
-            </w:r>
-            <w:proofErr w:type="spellEnd"/>
-            <w:r>
-              <w:rPr>
-                <w:rFonts w:asciiTheme="majorBidi" w:eastAsia="Arial" w:hAnsiTheme="majorBidi" w:cstheme="majorBidi"/>
-                <w:sz w:val="14"/>
-              </w:rPr>
-              <w:t xml:space="preserve">, </w:t>
-            </w:r>
-            <w:proofErr w:type="spellStart"/>
-            <w:r>
-              <w:rPr>
-                <w:rFonts w:asciiTheme="majorBidi" w:eastAsia="Arial" w:hAnsiTheme="majorBidi" w:cstheme="majorBidi"/>
-                <w:sz w:val="14"/>
-              </w:rPr>
-              <w:t>AgentBoard</w:t>
-            </w:r>
-            <w:proofErr w:type="spellEnd"/>
-            <w:r>
-              <w:rPr>
-                <w:rFonts w:asciiTheme="majorBidi" w:eastAsia="Arial" w:hAnsiTheme="majorBidi" w:cstheme="majorBidi"/>
-                <w:sz w:val="14"/>
-              </w:rPr>
-              <w:t>, social/game benchmarks</w:t>
+              <w:t>GSM8K, ToolBench, WebArena, AgentBoard, social/game benchmarks</w:t>
             </w:r>
           </w:p>
         </w:tc>
@@ -1737,81 +1487,8 @@
                 <w:rFonts w:asciiTheme="majorBidi" w:eastAsia="Arial" w:hAnsiTheme="majorBidi" w:cstheme="majorBidi"/>
                 <w:sz w:val="14"/>
               </w:rPr>
-              <w:t xml:space="preserve">MMMU-Pro, </w:t>
-            </w:r>
-            <w:proofErr w:type="spellStart"/>
-            <w:r>
-              <w:rPr>
-                <w:rFonts w:asciiTheme="majorBidi" w:eastAsia="Arial" w:hAnsiTheme="majorBidi" w:cstheme="majorBidi"/>
-                <w:sz w:val="14"/>
-              </w:rPr>
-              <w:t>OlympiadBench</w:t>
-            </w:r>
-            <w:proofErr w:type="spellEnd"/>
-            <w:r>
-              <w:rPr>
-                <w:rFonts w:asciiTheme="majorBidi" w:eastAsia="Arial" w:hAnsiTheme="majorBidi" w:cstheme="majorBidi"/>
-                <w:sz w:val="14"/>
-              </w:rPr>
-              <w:t xml:space="preserve">, </w:t>
-            </w:r>
-            <w:proofErr w:type="spellStart"/>
-            <w:r>
-              <w:rPr>
-                <w:rFonts w:asciiTheme="majorBidi" w:eastAsia="Arial" w:hAnsiTheme="majorBidi" w:cstheme="majorBidi"/>
-                <w:sz w:val="14"/>
-              </w:rPr>
-              <w:t>MMSearch</w:t>
-            </w:r>
-            <w:proofErr w:type="spellEnd"/>
-            <w:r>
-              <w:rPr>
-                <w:rFonts w:asciiTheme="majorBidi" w:eastAsia="Arial" w:hAnsiTheme="majorBidi" w:cstheme="majorBidi"/>
-                <w:sz w:val="14"/>
-              </w:rPr>
-              <w:t xml:space="preserve">-Plus, </w:t>
-            </w:r>
-            <w:proofErr w:type="spellStart"/>
-            <w:r>
-              <w:rPr>
-                <w:rFonts w:asciiTheme="majorBidi" w:eastAsia="Arial" w:hAnsiTheme="majorBidi" w:cstheme="majorBidi"/>
-                <w:sz w:val="14"/>
-              </w:rPr>
-              <w:t>WebMMMU</w:t>
-            </w:r>
-            <w:proofErr w:type="spellEnd"/>
-            <w:r>
-              <w:rPr>
-                <w:rFonts w:asciiTheme="majorBidi" w:eastAsia="Arial" w:hAnsiTheme="majorBidi" w:cstheme="majorBidi"/>
-                <w:sz w:val="14"/>
-              </w:rPr>
-              <w:t xml:space="preserve">, </w:t>
-            </w:r>
-            <w:proofErr w:type="spellStart"/>
-            <w:r>
-              <w:rPr>
-                <w:rFonts w:asciiTheme="majorBidi" w:eastAsia="Arial" w:hAnsiTheme="majorBidi" w:cstheme="majorBidi"/>
-                <w:sz w:val="14"/>
-              </w:rPr>
-              <w:t>ScreenSpot</w:t>
-            </w:r>
-            <w:proofErr w:type="spellEnd"/>
-            <w:r>
-              <w:rPr>
-                <w:rFonts w:asciiTheme="majorBidi" w:eastAsia="Arial" w:hAnsiTheme="majorBidi" w:cstheme="majorBidi"/>
-                <w:sz w:val="14"/>
-              </w:rPr>
-              <w:t xml:space="preserve">, </w:t>
-            </w:r>
-            <w:proofErr w:type="spellStart"/>
-            <w:r>
-              <w:rPr>
-                <w:rFonts w:asciiTheme="majorBidi" w:eastAsia="Arial" w:hAnsiTheme="majorBidi" w:cstheme="majorBidi"/>
-                <w:sz w:val="14"/>
-              </w:rPr>
-              <w:t>OSWorld</w:t>
-            </w:r>
-            <w:proofErr w:type="spellEnd"/>
+              <w:t>MMMU-Pro, OlympiadBench, MMSearch-Plus, WebMMMU, ScreenSpot, OSWorld</w:t>
+            </w:r>
           </w:p>
         </w:tc>
       </w:tr>
